--- a/отчет.docx
+++ b/отчет.docx
@@ -2673,7 +2673,6 @@
           <w:rFonts w:ascii="Times New Roman" w:hAnsi="Times New Roman" w:cs="Times New Roman"/>
           <w:sz w:val="28"/>
           <w:szCs w:val="28"/>
-          <w:lang w:val="en-US"/>
         </w:rPr>
       </w:pPr>
       <w:r>
@@ -2685,7 +2684,6 @@
         <w:t xml:space="preserve">Сравнение с эталонными значениями из </w:t>
       </w:r>
       <w:proofErr w:type="spellStart"/>
-      <w:proofErr w:type="gramStart"/>
       <w:r>
         <w:rPr>
           <w:rFonts w:ascii="Times New Roman" w:hAnsi="Times New Roman" w:cs="Times New Roman"/>
@@ -2695,7 +2693,6 @@
         <w:t>adult.names</w:t>
       </w:r>
       <w:proofErr w:type="spellEnd"/>
-      <w:proofErr w:type="gramEnd"/>
       <w:r>
         <w:rPr>
           <w:rFonts w:ascii="Times New Roman" w:hAnsi="Times New Roman" w:cs="Times New Roman"/>
@@ -2901,16 +2898,7 @@
                 <w:szCs w:val="28"/>
                 <w:lang w:val="en-US"/>
               </w:rPr>
-              <w:t>0,84</w:t>
-            </w:r>
-            <w:r>
-              <w:rPr>
-                <w:rFonts w:ascii="Times New Roman" w:hAnsi="Times New Roman" w:cs="Times New Roman"/>
-                <w:sz w:val="28"/>
-                <w:szCs w:val="28"/>
-                <w:lang w:val="en-US"/>
-              </w:rPr>
-              <w:t>46</w:t>
+              <w:t>0,8446</w:t>
             </w:r>
           </w:p>
         </w:tc>
@@ -3027,16 +3015,7 @@
                 <w:szCs w:val="28"/>
                 <w:lang w:val="en-US"/>
               </w:rPr>
-              <w:t>8</w:t>
-            </w:r>
-            <w:r>
-              <w:rPr>
-                <w:rFonts w:ascii="Times New Roman" w:hAnsi="Times New Roman" w:cs="Times New Roman"/>
-                <w:sz w:val="28"/>
-                <w:szCs w:val="28"/>
-                <w:lang w:val="en-US"/>
-              </w:rPr>
-              <w:t>388</w:t>
+              <w:t>8388</w:t>
             </w:r>
           </w:p>
         </w:tc>
@@ -3219,7 +3198,6 @@
           <w:rFonts w:ascii="Times New Roman" w:hAnsi="Times New Roman" w:cs="Times New Roman"/>
           <w:sz w:val="28"/>
           <w:szCs w:val="28"/>
-          <w:lang w:val="en-US"/>
         </w:rPr>
       </w:pPr>
       <w:r>
@@ -3282,23 +3260,7 @@
           <w:sz w:val="28"/>
           <w:szCs w:val="28"/>
         </w:rPr>
-        <w:t xml:space="preserve"> </w:t>
-      </w:r>
-      <w:r>
-        <w:rPr>
-          <w:rFonts w:ascii="Times New Roman" w:hAnsi="Times New Roman" w:cs="Times New Roman"/>
-          <w:sz w:val="28"/>
-          <w:szCs w:val="28"/>
-        </w:rPr>
-        <w:t>–</w:t>
-      </w:r>
-      <w:r>
-        <w:rPr>
-          <w:rFonts w:ascii="Times New Roman" w:hAnsi="Times New Roman" w:cs="Times New Roman"/>
-          <w:sz w:val="28"/>
-          <w:szCs w:val="28"/>
-        </w:rPr>
-        <w:t xml:space="preserve"> почти дотягивает до </w:t>
+        <w:t xml:space="preserve"> – почти дотягивает до </w:t>
       </w:r>
       <w:proofErr w:type="spellStart"/>
       <w:r>
@@ -3559,15 +3521,7 @@
           <w:sz w:val="28"/>
           <w:szCs w:val="28"/>
         </w:rPr>
-        <w:t xml:space="preserve"> </w:t>
-      </w:r>
-      <w:r>
-        <w:rPr>
-          <w:rFonts w:ascii="Times New Roman" w:hAnsi="Times New Roman" w:cs="Times New Roman"/>
-          <w:sz w:val="28"/>
-          <w:szCs w:val="28"/>
-        </w:rPr>
-        <w:t xml:space="preserve">(Information </w:t>
+        <w:t xml:space="preserve"> (Information </w:t>
       </w:r>
       <w:proofErr w:type="spellStart"/>
       <w:r>
@@ -4236,15 +4190,7 @@
           <w:sz w:val="28"/>
           <w:szCs w:val="28"/>
         </w:rPr>
-        <w:t>3</w:t>
-      </w:r>
-      <w:r>
-        <w:rPr>
-          <w:rFonts w:ascii="Times New Roman" w:hAnsi="Times New Roman" w:cs="Times New Roman"/>
-          <w:sz w:val="28"/>
-          <w:szCs w:val="28"/>
-        </w:rPr>
-        <w:t xml:space="preserve"> </w:t>
+        <w:t xml:space="preserve">3 </w:t>
       </w:r>
       <w:r>
         <w:rPr>
@@ -5116,25 +5062,7 @@
           <w:sz w:val="28"/>
           <w:szCs w:val="28"/>
         </w:rPr>
-        <w:t xml:space="preserve"> модель консервативна и редко относит человека к &gt;50K, </w:t>
-      </w:r>
-      <w:proofErr w:type="gramStart"/>
-      <w:r>
-        <w:rPr>
-          <w:rFonts w:ascii="Times New Roman" w:hAnsi="Times New Roman" w:cs="Times New Roman"/>
-          <w:sz w:val="28"/>
-          <w:szCs w:val="28"/>
-        </w:rPr>
-        <w:t>но</w:t>
-      </w:r>
-      <w:proofErr w:type="gramEnd"/>
-      <w:r>
-        <w:rPr>
-          <w:rFonts w:ascii="Times New Roman" w:hAnsi="Times New Roman" w:cs="Times New Roman"/>
-          <w:sz w:val="28"/>
-          <w:szCs w:val="28"/>
-        </w:rPr>
-        <w:t xml:space="preserve"> когда относит, почти всегда права. F1 медленно растёт с увеличением доли обучения (0.637 </w:t>
+        <w:t xml:space="preserve"> модель консервативна и редко относит человека к &gt;50K, но когда относит, почти всегда права. F1 медленно растёт с увеличением доли обучения (0.637 </w:t>
       </w:r>
       <w:r>
         <w:rPr>
@@ -5150,15 +5078,7 @@
           <w:sz w:val="28"/>
           <w:szCs w:val="28"/>
         </w:rPr>
-        <w:t>&gt;</w:t>
-      </w:r>
-      <w:r>
-        <w:rPr>
-          <w:rFonts w:ascii="Times New Roman" w:hAnsi="Times New Roman" w:cs="Times New Roman"/>
-          <w:sz w:val="28"/>
-          <w:szCs w:val="28"/>
-        </w:rPr>
-        <w:t xml:space="preserve"> 0.646).</w:t>
+        <w:t>&gt; 0.646).</w:t>
       </w:r>
     </w:p>
     <w:p>
@@ -6556,7 +6476,6 @@
         <w:t xml:space="preserve">Выполнена конвертация исходных TXT-файлов UCI в CSV и предобработка данных: сверка категориальных значений со справочником из </w:t>
       </w:r>
       <w:proofErr w:type="spellStart"/>
-      <w:proofErr w:type="gramStart"/>
       <w:r>
         <w:rPr>
           <w:rFonts w:ascii="Times New Roman" w:hAnsi="Times New Roman" w:cs="Times New Roman"/>
@@ -6566,7 +6485,6 @@
         <w:t>adult.names</w:t>
       </w:r>
       <w:proofErr w:type="spellEnd"/>
-      <w:proofErr w:type="gramEnd"/>
       <w:r>
         <w:rPr>
           <w:rFonts w:ascii="Times New Roman" w:hAnsi="Times New Roman" w:cs="Times New Roman"/>
@@ -6704,7 +6622,6 @@
         <w:t xml:space="preserve">Полученные метрики согласуются с литературными значениями из </w:t>
       </w:r>
       <w:proofErr w:type="spellStart"/>
-      <w:proofErr w:type="gramStart"/>
       <w:r>
         <w:rPr>
           <w:rFonts w:ascii="Times New Roman" w:hAnsi="Times New Roman" w:cs="Times New Roman"/>
@@ -6714,7 +6631,6 @@
         <w:t>adult.names</w:t>
       </w:r>
       <w:proofErr w:type="spellEnd"/>
-      <w:proofErr w:type="gramEnd"/>
       <w:r>
         <w:rPr>
           <w:rFonts w:ascii="Times New Roman" w:hAnsi="Times New Roman" w:cs="Times New Roman"/>
@@ -7333,17 +7249,14 @@
           <w:szCs w:val="28"/>
         </w:rPr>
       </w:pPr>
-      <w:hyperlink r:id="rId9" w:history="1">
-        <w:r>
-          <w:rPr>
-            <w:rStyle w:val="ac"/>
-            <w:rFonts w:ascii="Times New Roman" w:hAnsi="Times New Roman" w:cs="Times New Roman"/>
-            <w:sz w:val="28"/>
-            <w:szCs w:val="28"/>
-          </w:rPr>
-          <w:t>https://github.com/&lt;ваш-логин&gt;/census-income-decision-tree-lab</w:t>
-        </w:r>
-      </w:hyperlink>
+      <w:r>
+        <w:rPr>
+          <w:rFonts w:ascii="Times New Roman" w:hAnsi="Times New Roman" w:cs="Times New Roman"/>
+          <w:sz w:val="28"/>
+          <w:szCs w:val="28"/>
+        </w:rPr>
+        <w:t>https://github.com/sandrofaff/census-income-decision-tree-lab</w:t>
+      </w:r>
     </w:p>
     <w:p>
       <w:pPr>
@@ -7446,7 +7359,6 @@
           <w:bCs/>
           <w:sz w:val="28"/>
           <w:szCs w:val="28"/>
-          <w:lang w:val="en-US"/>
         </w:rPr>
       </w:pPr>
       <w:r>
@@ -7456,7 +7368,6 @@
           <w:bCs/>
           <w:sz w:val="28"/>
           <w:szCs w:val="28"/>
-          <w:lang w:val="en-US"/>
         </w:rPr>
         <w:lastRenderedPageBreak/>
         <w:t xml:space="preserve">7.1 </w:t>
@@ -7470,8 +7381,73 @@
           <w:szCs w:val="28"/>
           <w:lang w:val="en-US"/>
         </w:rPr>
-        <w:t>txt_to_csv.py</w:t>
-      </w:r>
+        <w:t>txt</w:t>
+      </w:r>
+      <w:r>
+        <w:rPr>
+          <w:rFonts w:ascii="Times New Roman" w:hAnsi="Times New Roman" w:cs="Times New Roman"/>
+          <w:b/>
+          <w:bCs/>
+          <w:sz w:val="28"/>
+          <w:szCs w:val="28"/>
+        </w:rPr>
+        <w:t>_</w:t>
+      </w:r>
+      <w:r>
+        <w:rPr>
+          <w:rFonts w:ascii="Times New Roman" w:hAnsi="Times New Roman" w:cs="Times New Roman"/>
+          <w:b/>
+          <w:bCs/>
+          <w:sz w:val="28"/>
+          <w:szCs w:val="28"/>
+          <w:lang w:val="en-US"/>
+        </w:rPr>
+        <w:t>to</w:t>
+      </w:r>
+      <w:r>
+        <w:rPr>
+          <w:rFonts w:ascii="Times New Roman" w:hAnsi="Times New Roman" w:cs="Times New Roman"/>
+          <w:b/>
+          <w:bCs/>
+          <w:sz w:val="28"/>
+          <w:szCs w:val="28"/>
+        </w:rPr>
+        <w:t>_</w:t>
+      </w:r>
+      <w:r>
+        <w:rPr>
+          <w:rFonts w:ascii="Times New Roman" w:hAnsi="Times New Roman" w:cs="Times New Roman"/>
+          <w:b/>
+          <w:bCs/>
+          <w:sz w:val="28"/>
+          <w:szCs w:val="28"/>
+          <w:lang w:val="en-US"/>
+        </w:rPr>
+        <w:t>csv</w:t>
+      </w:r>
+      <w:r>
+        <w:rPr>
+          <w:rFonts w:ascii="Times New Roman" w:hAnsi="Times New Roman" w:cs="Times New Roman"/>
+          <w:b/>
+          <w:bCs/>
+          <w:sz w:val="28"/>
+          <w:szCs w:val="28"/>
+        </w:rPr>
+        <w:t>.</w:t>
+      </w:r>
+      <w:proofErr w:type="spellStart"/>
+      <w:r>
+        <w:rPr>
+          <w:rFonts w:ascii="Times New Roman" w:hAnsi="Times New Roman" w:cs="Times New Roman"/>
+          <w:b/>
+          <w:bCs/>
+          <w:sz w:val="28"/>
+          <w:szCs w:val="28"/>
+          <w:lang w:val="en-US"/>
+        </w:rPr>
+        <w:t>py</w:t>
+      </w:r>
+      <w:proofErr w:type="spellEnd"/>
     </w:p>
     <w:p>
       <w:pPr>
@@ -17382,6 +17358,7 @@
   <w:style w:type="character" w:default="1" w:styleId="a0">
     <w:name w:val="Default Paragraph Font"/>
     <w:uiPriority w:val="1"/>
+    <w:semiHidden/>
     <w:unhideWhenUsed/>
   </w:style>
   <w:style w:type="table" w:default="1" w:styleId="a1">
